--- a/docs/manuscripts/target_journal_packages/jamia_open_submission/manuscript_A_jamia_open_research_and_applications.docx
+++ b/docs/manuscripts/target_journal_packages/jamia_open_submission/manuscript_A_jamia_open_research_and_applications.docx
@@ -1148,7 +1148,7 @@
         <w:pStyle w:val="FirstParagraph"/>
       </w:pPr>
       <w:r>
-        <w:t xml:space="preserve">[Insert funding statement]</w:t>
+        <w:t xml:space="preserve">No specific external funding was received for this framework development, manuscript preparation, or prototype implementation work.</w:t>
       </w:r>
     </w:p>
     <w:bookmarkEnd w:id="31"/>
@@ -1198,7 +1198,7 @@
         <w:pStyle w:val="FirstParagraph"/>
       </w:pPr>
       <w:r>
-        <w:t xml:space="preserve">[Insert conflict of interest statement]</w:t>
+        <w:t xml:space="preserve">Dr. Siddalingaiah H S is the lead architect and maintainer of the SentinelCare concept, manuscripts, and prototype repository. No commercial product revenue is reported for the work described in this manuscript.</w:t>
       </w:r>
     </w:p>
     <w:bookmarkEnd w:id="33"/>

--- a/docs/manuscripts/target_journal_packages/jamia_open_submission/manuscript_A_jamia_open_research_and_applications.docx
+++ b/docs/manuscripts/target_journal_packages/jamia_open_submission/manuscript_A_jamia_open_research_and_applications.docx
@@ -1198,7 +1198,7 @@
         <w:pStyle w:val="FirstParagraph"/>
       </w:pPr>
       <w:r>
-        <w:t xml:space="preserve">Dr. Siddalingaiah H S is the lead architect and maintainer of the SentinelCare concept, manuscripts, and prototype repository. No commercial product revenue is reported for the work described in this manuscript.</w:t>
+        <w:t xml:space="preserve">Dr Siddalingaiah H S is the lead architect and maintainer of the SentinelCare concept, manuscripts, and prototype repository. No commercial product revenue is reported for the work described in this manuscript.</w:t>
       </w:r>
     </w:p>
     <w:bookmarkEnd w:id="33"/>
